--- a/briefings/线口监测早报-2026-10-13.docx
+++ b/briefings/线口监测早报-2026-10-13.docx
@@ -22,7 +22,7 @@
           <w:color w:val="888888"/>
           <w:sz w:val="18"/>
         </w:rPr>
-        <w:t>监测窗口:近48小时 | 生成时间:2026-10-13 00:40</w:t>
+        <w:t>监测窗口:近48小时 | 生成时间:2026-10-13 01:46</w:t>
       </w:r>
     </w:p>
     <w:p>
@@ -325,57 +325,6 @@
           <w:color w:val="888888"/>
           <w:sz w:val="24"/>
         </w:rPr>
-        <w:t>QGIS bans AI assisted contributions</w:t>
-      </w:r>
-    </w:p>
-    <w:p>
-      <w:r>
-        <w:rPr>
-          <w:rFonts w:ascii="Times New Roman" w:hAnsi="Times New Roman" w:eastAsia="宋体"/>
-          <w:color w:val="888888"/>
-          <w:sz w:val="18"/>
-        </w:rPr>
-        <w:t>来源:Hacker News | 时间:10-12 19:22</w:t>
-      </w:r>
-    </w:p>
-    <w:p>
-      <w:r>
-        <w:rPr>
-          <w:rFonts w:ascii="Times New Roman" w:hAnsi="Times New Roman" w:eastAsia="宋体"/>
-          <w:sz w:val="18"/>
-        </w:rPr>
-        <w:t>链接:</w:t>
-      </w:r>
-      <w:hyperlink r:id="rId14">
-        <w:r>
-          <w:rPr>
-            <w:color w:val="0563C1"/>
-            <w:u w:val="single"/>
-          </w:rPr>
-          <w:t>QGIS bans AI assisted contributions</w:t>
-        </w:r>
-      </w:hyperlink>
-    </w:p>
-    <w:p>
-      <w:pPr>
-        <w:pStyle w:val="Heading3"/>
-      </w:pPr>
-      <w:r>
-        <w:rPr>
-          <w:rFonts w:ascii="Times New Roman" w:hAnsi="Times New Roman" w:eastAsia="黑体"/>
-          <w:b w:val="0"/>
-          <w:color w:val="888888"/>
-          <w:sz w:val="24"/>
-        </w:rPr>
-        <w:t>【C级·参考】</w:t>
-      </w:r>
-      <w:r>
-        <w:rPr>
-          <w:rFonts w:ascii="Times New Roman" w:hAnsi="Times New Roman" w:eastAsia="黑体"/>
-          <w:b w:val="0"/>
-          <w:color w:val="888888"/>
-          <w:sz w:val="24"/>
-        </w:rPr>
         <w:t>阿里千问发布 QwenGyre，面向超长程智能体任务的在线强化学习框架</w:t>
       </w:r>
     </w:p>
@@ -397,7 +346,7 @@
         </w:rPr>
         <w:t>链接:</w:t>
       </w:r>
-      <w:hyperlink r:id="rId15">
+      <w:hyperlink r:id="rId14">
         <w:r>
           <w:rPr>
             <w:color w:val="0563C1"/>
@@ -448,7 +397,7 @@
         </w:rPr>
         <w:t>链接:</w:t>
       </w:r>
-      <w:hyperlink r:id="rId16">
+      <w:hyperlink r:id="rId15">
         <w:r>
           <w:rPr>
             <w:color w:val="0563C1"/>
@@ -499,7 +448,7 @@
         </w:rPr>
         <w:t>链接:</w:t>
       </w:r>
-      <w:hyperlink r:id="rId17">
+      <w:hyperlink r:id="rId16">
         <w:r>
           <w:rPr>
             <w:color w:val="0563C1"/>
@@ -550,7 +499,7 @@
         </w:rPr>
         <w:t>链接:</w:t>
       </w:r>
-      <w:hyperlink r:id="rId18">
+      <w:hyperlink r:id="rId17">
         <w:r>
           <w:rPr>
             <w:color w:val="0563C1"/>
@@ -601,7 +550,7 @@
         </w:rPr>
         <w:t>链接:</w:t>
       </w:r>
-      <w:hyperlink r:id="rId19">
+      <w:hyperlink r:id="rId18">
         <w:r>
           <w:rPr>
             <w:color w:val="0563C1"/>
@@ -652,7 +601,7 @@
         </w:rPr>
         <w:t>链接:</w:t>
       </w:r>
-      <w:hyperlink r:id="rId20">
+      <w:hyperlink r:id="rId19">
         <w:r>
           <w:rPr>
             <w:color w:val="0563C1"/>
@@ -703,7 +652,7 @@
         </w:rPr>
         <w:t>链接:</w:t>
       </w:r>
-      <w:hyperlink r:id="rId21">
+      <w:hyperlink r:id="rId20">
         <w:r>
           <w:rPr>
             <w:color w:val="0563C1"/>
@@ -754,7 +703,7 @@
         </w:rPr>
         <w:t>链接:</w:t>
       </w:r>
-      <w:hyperlink r:id="rId22">
+      <w:hyperlink r:id="rId21">
         <w:r>
           <w:rPr>
             <w:color w:val="0563C1"/>
@@ -805,7 +754,7 @@
         </w:rPr>
         <w:t>链接:</w:t>
       </w:r>
-      <w:hyperlink r:id="rId23">
+      <w:hyperlink r:id="rId22">
         <w:r>
           <w:rPr>
             <w:color w:val="0563C1"/>
@@ -856,7 +805,7 @@
         </w:rPr>
         <w:t>链接:</w:t>
       </w:r>
-      <w:hyperlink r:id="rId24">
+      <w:hyperlink r:id="rId23">
         <w:r>
           <w:rPr>
             <w:color w:val="0563C1"/>
@@ -919,7 +868,7 @@
         </w:rPr>
         <w:t>链接:</w:t>
       </w:r>
-      <w:hyperlink r:id="rId25">
+      <w:hyperlink r:id="rId24">
         <w:r>
           <w:rPr>
             <w:color w:val="0563C1"/>
@@ -1016,7 +965,7 @@
         </w:rPr>
         <w:t>链接:</w:t>
       </w:r>
-      <w:hyperlink r:id="rId26">
+      <w:hyperlink r:id="rId25">
         <w:r>
           <w:rPr>
             <w:color w:val="0563C1"/>
@@ -1067,7 +1016,7 @@
         </w:rPr>
         <w:t>链接:</w:t>
       </w:r>
-      <w:hyperlink r:id="rId27">
+      <w:hyperlink r:id="rId26">
         <w:r>
           <w:rPr>
             <w:color w:val="0563C1"/>
@@ -1118,7 +1067,7 @@
         </w:rPr>
         <w:t>链接:</w:t>
       </w:r>
-      <w:hyperlink r:id="rId28">
+      <w:hyperlink r:id="rId27">
         <w:r>
           <w:rPr>
             <w:color w:val="0563C1"/>
@@ -1169,7 +1118,7 @@
         </w:rPr>
         <w:t>链接:</w:t>
       </w:r>
-      <w:hyperlink r:id="rId29">
+      <w:hyperlink r:id="rId28">
         <w:r>
           <w:rPr>
             <w:color w:val="0563C1"/>
@@ -1220,7 +1169,7 @@
         </w:rPr>
         <w:t>链接:</w:t>
       </w:r>
-      <w:hyperlink r:id="rId30">
+      <w:hyperlink r:id="rId29">
         <w:r>
           <w:rPr>
             <w:color w:val="0563C1"/>
@@ -1271,7 +1220,7 @@
         </w:rPr>
         <w:t>链接:</w:t>
       </w:r>
-      <w:hyperlink r:id="rId31">
+      <w:hyperlink r:id="rId30">
         <w:r>
           <w:rPr>
             <w:color w:val="0563C1"/>
@@ -1322,7 +1271,7 @@
         </w:rPr>
         <w:t>链接:</w:t>
       </w:r>
-      <w:hyperlink r:id="rId32">
+      <w:hyperlink r:id="rId31">
         <w:r>
           <w:rPr>
             <w:color w:val="0563C1"/>
@@ -1373,13 +1322,64 @@
         </w:rPr>
         <w:t>链接:</w:t>
       </w:r>
+      <w:hyperlink r:id="rId32">
+        <w:r>
+          <w:rPr>
+            <w:color w:val="0563C1"/>
+            <w:u w:val="single"/>
+          </w:rPr>
+          <w:t>“MMO手游如何雪崩的”？深度分析：从最赚钱游戏到收入腰斩！</w:t>
+        </w:r>
+      </w:hyperlink>
+    </w:p>
+    <w:p>
+      <w:pPr>
+        <w:pStyle w:val="Heading3"/>
+      </w:pPr>
+      <w:r>
+        <w:rPr>
+          <w:rFonts w:ascii="Times New Roman" w:hAnsi="Times New Roman" w:eastAsia="黑体"/>
+          <w:b w:val="0"/>
+          <w:color w:val="888888"/>
+          <w:sz w:val="24"/>
+        </w:rPr>
+        <w:t>【C级·参考】</w:t>
+      </w:r>
+      <w:r>
+        <w:rPr>
+          <w:rFonts w:ascii="Times New Roman" w:hAnsi="Times New Roman" w:eastAsia="黑体"/>
+          <w:b w:val="0"/>
+          <w:color w:val="888888"/>
+          <w:sz w:val="24"/>
+        </w:rPr>
+        <w:t>7年烧光千万、3次推倒重来，王老菊首款游戏终于要上线了？</w:t>
+      </w:r>
+    </w:p>
+    <w:p>
+      <w:r>
+        <w:rPr>
+          <w:rFonts w:ascii="Times New Roman" w:hAnsi="Times New Roman" w:eastAsia="宋体"/>
+          <w:color w:val="888888"/>
+          <w:sz w:val="18"/>
+        </w:rPr>
+        <w:t>来源:GameLook | 时间:10-12 09:49</w:t>
+      </w:r>
+    </w:p>
+    <w:p>
+      <w:r>
+        <w:rPr>
+          <w:rFonts w:ascii="Times New Roman" w:hAnsi="Times New Roman" w:eastAsia="宋体"/>
+          <w:sz w:val="18"/>
+        </w:rPr>
+        <w:t>链接:</w:t>
+      </w:r>
       <w:hyperlink r:id="rId33">
         <w:r>
           <w:rPr>
             <w:color w:val="0563C1"/>
             <w:u w:val="single"/>
           </w:rPr>
-          <w:t>“MMO手游如何雪崩的”？深度分析：从最赚钱游戏到收入腰斩！</w:t>
+          <w:t>7年烧光千万、3次推倒重来，王老菊首款游戏终于要上线了？</w:t>
         </w:r>
       </w:hyperlink>
     </w:p>
@@ -1676,7 +1676,7 @@
           <w:rFonts w:ascii="Times New Roman" w:hAnsi="Times New Roman" w:eastAsia="宋体"/>
           <w:sz w:val="18"/>
         </w:rPr>
-        <w:t>IT之家(60)、GameLook(7)、HackerNews(4)、Bing新闻(5)</w:t>
+        <w:t>IT之家(60)、GameLook(7)、HackerNews(1)、Bing新闻(5)</w:t>
       </w:r>
     </w:p>
     <w:p>
